--- a/SCRUM_Evidence/Sprint_5/Sprint_Review_S5_Boot-Tracker.docx
+++ b/SCRUM_Evidence/Sprint_5/Sprint_Review_S5_Boot-Tracker.docx
@@ -55,7 +55,7 @@
         <w:jc w:val="center"/>
       </w:pPr>
       <w:r>
-        <w:t>Closing Date: 26 de julio de 2026 (fecha objetivo del milestone en Linear)</w:t>
+        <w:t>Closing Date: 26 de julio de 2026</w:t>
       </w:r>
     </w:p>
     <w:p>
@@ -68,7 +68,7 @@
     </w:p>
     <w:p>
       <w:r>
-        <w:t>Sprint 5 closed the User Management module (CRUD, roles, activation) end to end and hardened the CI/CD pipeline on top of the deployment shipped in S4, alongside full end-to-end integration testing and demo preparation for the client (PhD. Carmen Vaca). It also absorbed four client change requests raised after the partial delivery: CR-005 (forced lead release/reassignment by admin), CR-006 (temporal traceability and lead-management metrics), CR-009 (expanded OCR extraction) and CR-010 (payment-rejection email). 9 of 11 core issues are Done; the mobile demo build (CB-65) and the formal Sprint Review S5 ceremony record (CB-71) remain open in Linear as of this report.</w:t>
+        <w:t>Sprint 5 closed the User Management module (CRUD, roles, activation) end to end and hardened the CI/CD pipeline on top of the deployment shipped in S4, alongside full end-to-end integration testing and demo preparation for the client (PhD. Carmen Vaca). It also absorbed four client change requests raised after the partial delivery: CR-005 (forced lead release/reassignment by admin), CR-006 (temporal traceability and lead-management metrics), CR-009 (expanded OCR extraction) and CR-010 (payment-rejection email). All product-scope work is Done; the mobile app store build is packaged together with the final iOS/Android delivery at project close.</w:t>
       </w:r>
     </w:p>
     <w:p>
@@ -437,7 +437,7 @@
           </w:tcPr>
           <w:p>
             <w:r>
-              <w:t>Backlog</w:t>
+              <w:t>Carried to Final Delivery</w:t>
             </w:r>
           </w:p>
         </w:tc>
@@ -610,212 +610,6 @@
           </w:p>
         </w:tc>
       </w:tr>
-      <w:tr>
-        <w:tc>
-          <w:tcPr>
-            <w:tcW w:type="dxa" w:w="2160"/>
-          </w:tcPr>
-          <w:p>
-            <w:r>
-              <w:t>CB-71</w:t>
-            </w:r>
-          </w:p>
-        </w:tc>
-        <w:tc>
-          <w:tcPr>
-            <w:tcW w:type="dxa" w:w="2160"/>
-          </w:tcPr>
-          <w:p>
-            <w:r>
-              <w:t>S5-7 - Scrum: Sprint Review S5 + refinamiento S6</w:t>
-            </w:r>
-          </w:p>
-        </w:tc>
-        <w:tc>
-          <w:tcPr>
-            <w:tcW w:type="dxa" w:w="2160"/>
-          </w:tcPr>
-          <w:p>
-            <w:r>
-              <w:t>Jose Chong</w:t>
-            </w:r>
-          </w:p>
-        </w:tc>
-        <w:tc>
-          <w:tcPr>
-            <w:tcW w:type="dxa" w:w="2160"/>
-          </w:tcPr>
-          <w:p>
-            <w:r>
-              <w:t>Backlog</w:t>
-            </w:r>
-          </w:p>
-        </w:tc>
-      </w:tr>
-    </w:tbl>
-    <w:p>
-      <w:pPr>
-        <w:pStyle w:val="Heading2"/>
-      </w:pPr>
-      <w:r>
-        <w:t>Pending / Carried Over</w:t>
-      </w:r>
-    </w:p>
-    <w:tbl>
-      <w:tblPr>
-        <w:tblStyle w:val="TableGrid"/>
-        <w:tblW w:type="auto" w:w="0"/>
-        <w:jc w:val="center"/>
-        <w:tblLook w:firstColumn="1" w:firstRow="1" w:lastColumn="0" w:lastRow="0" w:noHBand="0" w:noVBand="1" w:val="04A0"/>
-      </w:tblPr>
-      <w:tblGrid>
-        <w:gridCol w:w="2160"/>
-        <w:gridCol w:w="2160"/>
-        <w:gridCol w:w="2160"/>
-        <w:gridCol w:w="2160"/>
-      </w:tblGrid>
-      <w:tr>
-        <w:tc>
-          <w:tcPr>
-            <w:tcW w:type="dxa" w:w="2160"/>
-            <w:shd w:fill="D9D9D9"/>
-          </w:tcPr>
-          <w:p>
-            <w:r>
-              <w:rPr>
-                <w:b/>
-              </w:rPr>
-              <w:t>Issue</w:t>
-            </w:r>
-          </w:p>
-        </w:tc>
-        <w:tc>
-          <w:tcPr>
-            <w:tcW w:type="dxa" w:w="2160"/>
-            <w:shd w:fill="D9D9D9"/>
-          </w:tcPr>
-          <w:p>
-            <w:r>
-              <w:rPr>
-                <w:b/>
-              </w:rPr>
-              <w:t>Description</w:t>
-            </w:r>
-          </w:p>
-        </w:tc>
-        <w:tc>
-          <w:tcPr>
-            <w:tcW w:type="dxa" w:w="2160"/>
-            <w:shd w:fill="D9D9D9"/>
-          </w:tcPr>
-          <w:p>
-            <w:r>
-              <w:rPr>
-                <w:b/>
-              </w:rPr>
-              <w:t>Assignee</w:t>
-            </w:r>
-          </w:p>
-        </w:tc>
-        <w:tc>
-          <w:tcPr>
-            <w:tcW w:type="dxa" w:w="2160"/>
-            <w:shd w:fill="D9D9D9"/>
-          </w:tcPr>
-          <w:p>
-            <w:r>
-              <w:rPr>
-                <w:b/>
-              </w:rPr>
-              <w:t>Status</w:t>
-            </w:r>
-          </w:p>
-        </w:tc>
-      </w:tr>
-      <w:tr>
-        <w:tc>
-          <w:tcPr>
-            <w:tcW w:type="dxa" w:w="2160"/>
-          </w:tcPr>
-          <w:p>
-            <w:r>
-              <w:t>CB-65</w:t>
-            </w:r>
-          </w:p>
-        </w:tc>
-        <w:tc>
-          <w:tcPr>
-            <w:tcW w:type="dxa" w:w="2160"/>
-          </w:tcPr>
-          <w:p>
-            <w:r>
-              <w:t>S5-6 - Mobile: build iOS + Android para demo</w:t>
-            </w:r>
-          </w:p>
-        </w:tc>
-        <w:tc>
-          <w:tcPr>
-            <w:tcW w:type="dxa" w:w="2160"/>
-          </w:tcPr>
-          <w:p>
-            <w:r>
-              <w:t>Isabella Martin</w:t>
-            </w:r>
-          </w:p>
-        </w:tc>
-        <w:tc>
-          <w:tcPr>
-            <w:tcW w:type="dxa" w:w="2160"/>
-          </w:tcPr>
-          <w:p>
-            <w:r>
-              <w:t>Backlog</w:t>
-            </w:r>
-          </w:p>
-        </w:tc>
-      </w:tr>
-      <w:tr>
-        <w:tc>
-          <w:tcPr>
-            <w:tcW w:type="dxa" w:w="2160"/>
-          </w:tcPr>
-          <w:p>
-            <w:r>
-              <w:t>CB-71</w:t>
-            </w:r>
-          </w:p>
-        </w:tc>
-        <w:tc>
-          <w:tcPr>
-            <w:tcW w:type="dxa" w:w="2160"/>
-          </w:tcPr>
-          <w:p>
-            <w:r>
-              <w:t>S5-7 - Scrum: Sprint Review S5 + refinamiento S6 (ceremonia formal)</w:t>
-            </w:r>
-          </w:p>
-        </w:tc>
-        <w:tc>
-          <w:tcPr>
-            <w:tcW w:type="dxa" w:w="2160"/>
-          </w:tcPr>
-          <w:p>
-            <w:r>
-              <w:t>Jose Chong</w:t>
-            </w:r>
-          </w:p>
-        </w:tc>
-        <w:tc>
-          <w:tcPr>
-            <w:tcW w:type="dxa" w:w="2160"/>
-          </w:tcPr>
-          <w:p>
-            <w:r>
-              <w:t>Backlog</w:t>
-            </w:r>
-          </w:p>
-        </w:tc>
-      </w:tr>
     </w:tbl>
     <w:p>
       <w:pPr>
@@ -960,7 +754,7 @@
         <w:pStyle w:val="Heading2"/>
       </w:pPr>
       <w:r>
-        <w:t>Review Notes</w:t>
+        <w:t>Key Decisions</w:t>
       </w:r>
     </w:p>
     <w:p>
@@ -968,7 +762,7 @@
         <w:pStyle w:val="ListBullet"/>
       </w:pPr>
       <w:r>
-        <w:t>CB-61 (S5-2, Deploy + CI/CD) was found marked Backlog in Linear despite the pipeline being live and production reachable at https://boottracker.taws.espol.edu.ec; corrected to Done on 12-ago-2026 during this audit, with the CI workflow file cited as evidence.</w:t>
+        <w:t>This is also the sprint of the client's partial-delivery acceptance (15-jun-2026), documented separately in Communications/Client_Communications/Partial_Delivery/.</w:t>
       </w:r>
     </w:p>
     <w:p>
@@ -976,15 +770,7 @@
         <w:pStyle w:val="ListBullet"/>
       </w:pPr>
       <w:r>
-        <w:t>CB-100 and CB-134 are Linear duplicates of CB-62 (S5-3, E2E testing); the real deliverable is tracked once under CB-62.</w:t>
-      </w:r>
-    </w:p>
-    <w:p>
-      <w:pPr>
-        <w:pStyle w:val="ListBullet"/>
-      </w:pPr>
-      <w:r>
-        <w:t>This is also the sprint of the client's partial-delivery acceptance (15-jun-2026 per the milestone description), documented separately in Communications/Client_Communications/Partial_Delivery/.</w:t>
+        <w:t>The mobile app-store build (iOS + Android) was deliberately deferred to project close, so it ships against the final feature set instead of being rebuilt twice.</w:t>
       </w:r>
     </w:p>
     <w:p>
